--- a/TP 2/Compte_rendu_TP2.docx
+++ b/TP 2/Compte_rendu_TP2.docx
@@ -3,169 +3,274 @@
 <w:document xmlns:wpc="http://schemas.microsoft.com/office/word/2010/wordprocessingCanvas" xmlns:cx="http://schemas.microsoft.com/office/drawing/2014/chartex" xmlns:cx1="http://schemas.microsoft.com/office/drawing/2015/9/8/chartex" xmlns:cx2="http://schemas.microsoft.com/office/drawing/2015/10/21/chartex" xmlns:cx3="http://schemas.microsoft.com/office/drawing/2016/5/9/chartex" xmlns:cx4="http://schemas.microsoft.com/office/drawing/2016/5/10/chartex" xmlns:cx5="http://schemas.microsoft.com/office/drawing/2016/5/11/chartex" xmlns:cx6="http://schemas.microsoft.com/office/drawing/2016/5/12/chartex" xmlns:cx7="http://schemas.microsoft.com/office/drawing/2016/5/13/chartex" xmlns:cx8="http://schemas.microsoft.com/office/drawing/2016/5/14/chartex" xmlns:mc="http://schemas.openxmlformats.org/markup-compatibility/2006" xmlns:aink="http://schemas.microsoft.com/office/drawing/2016/ink" xmlns:am3d="http://schemas.microsoft.com/office/drawing/2017/model3d" xmlns:o="urn:schemas-microsoft-com:office:office" xmlns:oel="http://schemas.microsoft.com/office/2019/extlst" xmlns:r="http://schemas.openxmlformats.org/officeDocument/2006/relationships" xmlns:m="http://schemas.openxmlformats.org/officeDocument/2006/math" xmlns:v="urn:schemas-microsoft-com:vml" xmlns:wp14="http://schemas.microsoft.com/office/word/2010/wordprocessingDrawing" xmlns:wp="http://schemas.openxmlformats.org/drawingml/2006/wordprocessingDrawing" xmlns:w10="urn:schemas-microsoft-com:office:word" xmlns:w="http://schemas.openxmlformats.org/wordprocessingml/2006/main" xmlns:w14="http://schemas.microsoft.com/office/word/2010/wordml" xmlns:w15="http://schemas.microsoft.com/office/word/2012/wordml" xmlns:w16cex="http://schemas.microsoft.com/office/word/2018/wordml/cex" xmlns:w16cid="http://schemas.microsoft.com/office/word/2016/wordml/cid" xmlns:w16="http://schemas.microsoft.com/office/word/2018/wordml" xmlns:w16du="http://schemas.microsoft.com/office/word/2023/wordml/word16du" xmlns:w16sdtdh="http://schemas.microsoft.com/office/word/2020/wordml/sdtdatahash" xmlns:w16sdtfl="http://schemas.microsoft.com/office/word/2024/wordml/sdtformatlock" xmlns:w16se="http://schemas.microsoft.com/office/word/2015/wordml/symex" xmlns:wpg="http://schemas.microsoft.com/office/word/2010/wordprocessingGroup" xmlns:wpi="http://schemas.microsoft.com/office/word/2010/wordprocessingInk" xmlns:wne="http://schemas.microsoft.com/office/word/2006/wordml" xmlns:wps="http://schemas.microsoft.com/office/word/2010/wordprocessingShape" mc:Ignorable="w14 w15 w16se w16cid w16 w16cex w16sdtdh w16sdtfl w16du wp14">
   <w:body>
     <w:p>
-      <w:r>
-        <w:t xml:space="preserve">Compte </w:t>
-      </w:r>
-      <w:proofErr w:type="spellStart"/>
-      <w:r>
-        <w:t>rendu</w:t>
-      </w:r>
-      <w:proofErr w:type="spellEnd"/>
-      <w:r>
-        <w:t xml:space="preserve"> — TP 2 PHP</w:t>
+      <w:pPr>
+        <w:spacing w:after="0" w:line="240" w:lineRule="auto"/>
+        <w:ind w:left="2160" w:firstLine="720"/>
+        <w:rPr>
+          <w:rFonts w:ascii="Aptos" w:eastAsia="Times New Roman" w:hAnsi="Aptos" w:cs="Times New Roman"/>
+          <w:kern w:val="0"/>
+          <w:sz w:val="48"/>
+          <w:szCs w:val="48"/>
+          <w14:ligatures w14:val="none"/>
+        </w:rPr>
+      </w:pPr>
+      <w:proofErr w:type="gramStart"/>
+      <w:r>
+        <w:rPr>
+          <w:rFonts w:ascii="Aptos" w:eastAsia="Times New Roman" w:hAnsi="Aptos" w:cs="Times New Roman"/>
+          <w:kern w:val="0"/>
+          <w:sz w:val="48"/>
+          <w:szCs w:val="48"/>
+          <w14:ligatures w14:val="none"/>
+        </w:rPr>
+        <w:t>Advanced  PHP</w:t>
+      </w:r>
+      <w:proofErr w:type="gramEnd"/>
+      <w:r>
+        <w:rPr>
+          <w:rFonts w:ascii="Aptos" w:eastAsia="Times New Roman" w:hAnsi="Aptos" w:cs="Times New Roman"/>
+          <w:kern w:val="0"/>
+          <w:sz w:val="48"/>
+          <w:szCs w:val="48"/>
+          <w14:ligatures w14:val="none"/>
+        </w:rPr>
+        <w:t xml:space="preserve"> </w:t>
       </w:r>
     </w:p>
     <w:p>
-      <w:proofErr w:type="spellStart"/>
-      <w:r>
-        <w:t>Formulaires</w:t>
-      </w:r>
-      <w:proofErr w:type="spellEnd"/>
-      <w:r>
-        <w:t xml:space="preserve">, expressions </w:t>
-      </w:r>
-      <w:proofErr w:type="spellStart"/>
-      <w:r>
-        <w:t>régulières</w:t>
-      </w:r>
-      <w:proofErr w:type="spellEnd"/>
-      <w:r>
-        <w:t xml:space="preserve">, </w:t>
-      </w:r>
-      <w:proofErr w:type="spellStart"/>
-      <w:r>
-        <w:t>filtres</w:t>
-      </w:r>
-      <w:proofErr w:type="spellEnd"/>
-      <w:r>
-        <w:t>, sessions et cookies</w:t>
-      </w:r>
+      <w:pPr>
+        <w:spacing w:after="0" w:line="240" w:lineRule="auto"/>
+        <w:rPr>
+          <w:rFonts w:ascii="Aptos" w:eastAsia="Times New Roman" w:hAnsi="Aptos" w:cs="Times New Roman"/>
+          <w:kern w:val="0"/>
+          <w:sz w:val="40"/>
+          <w:szCs w:val="40"/>
+          <w14:ligatures w14:val="none"/>
+        </w:rPr>
+      </w:pPr>
     </w:p>
     <w:p>
-      <w:r>
-        <w:t xml:space="preserve">Nom et </w:t>
-      </w:r>
-      <w:proofErr w:type="spellStart"/>
-      <w:proofErr w:type="gramStart"/>
-      <w:r>
-        <w:t>prénom</w:t>
-      </w:r>
-      <w:proofErr w:type="spellEnd"/>
-      <w:r>
-        <w:t xml:space="preserve"> :</w:t>
-      </w:r>
-      <w:proofErr w:type="gramEnd"/>
-      <w:r>
-        <w:t xml:space="preserve"> ............................................................</w:t>
-      </w:r>
+      <w:pPr>
+        <w:spacing w:after="0" w:line="240" w:lineRule="auto"/>
+        <w:rPr>
+          <w:rFonts w:ascii="Aptos" w:eastAsia="Times New Roman" w:hAnsi="Aptos" w:cs="Times New Roman"/>
+          <w:kern w:val="0"/>
+          <w:sz w:val="40"/>
+          <w:szCs w:val="40"/>
+          <w14:ligatures w14:val="none"/>
+        </w:rPr>
+      </w:pPr>
     </w:p>
     <w:p>
-      <w:proofErr w:type="gramStart"/>
-      <w:r>
-        <w:t>Groupe :</w:t>
-      </w:r>
-      <w:proofErr w:type="gramEnd"/>
-      <w:r>
-        <w:t xml:space="preserve"> ....................       </w:t>
-      </w:r>
-      <w:proofErr w:type="gramStart"/>
-      <w:r>
-        <w:t>Date :</w:t>
-      </w:r>
-      <w:proofErr w:type="gramEnd"/>
-      <w:r>
-        <w:t xml:space="preserve"> ....................</w:t>
-      </w:r>
+      <w:pPr>
+        <w:spacing w:after="0" w:line="240" w:lineRule="auto"/>
+        <w:rPr>
+          <w:rFonts w:ascii="Aptos" w:eastAsia="Times New Roman" w:hAnsi="Aptos" w:cs="Times New Roman"/>
+          <w:kern w:val="0"/>
+          <w:sz w:val="40"/>
+          <w:szCs w:val="40"/>
+          <w14:ligatures w14:val="none"/>
+        </w:rPr>
+      </w:pPr>
     </w:p>
     <w:p>
-      <w:proofErr w:type="gramStart"/>
-      <w:r>
-        <w:t>Objectif :</w:t>
-      </w:r>
-      <w:proofErr w:type="gramEnd"/>
-      <w:r>
-        <w:t xml:space="preserve"> </w:t>
-      </w:r>
-      <w:proofErr w:type="spellStart"/>
-      <w:r>
-        <w:t>réaliser</w:t>
-      </w:r>
-      <w:proofErr w:type="spellEnd"/>
-      <w:r>
-        <w:t xml:space="preserve"> et </w:t>
-      </w:r>
-      <w:proofErr w:type="spellStart"/>
-      <w:r>
-        <w:t>expliquer</w:t>
-      </w:r>
-      <w:proofErr w:type="spellEnd"/>
-      <w:r>
-        <w:t xml:space="preserve"> les trois parties du TP. Les zones </w:t>
-      </w:r>
-      <w:proofErr w:type="spellStart"/>
-      <w:r>
-        <w:t>grises</w:t>
-      </w:r>
-      <w:proofErr w:type="spellEnd"/>
-      <w:r>
-        <w:t xml:space="preserve"> </w:t>
-      </w:r>
-      <w:proofErr w:type="spellStart"/>
-      <w:r>
-        <w:t>sont</w:t>
-      </w:r>
-      <w:proofErr w:type="spellEnd"/>
-      <w:r>
-        <w:t xml:space="preserve"> </w:t>
-      </w:r>
-      <w:proofErr w:type="spellStart"/>
-      <w:r>
-        <w:t>prévues</w:t>
-      </w:r>
-      <w:proofErr w:type="spellEnd"/>
-      <w:r>
-        <w:t xml:space="preserve"> pour </w:t>
-      </w:r>
-      <w:proofErr w:type="spellStart"/>
-      <w:r>
-        <w:t>coller</w:t>
-      </w:r>
-      <w:proofErr w:type="spellEnd"/>
-      <w:r>
-        <w:t xml:space="preserve"> les captures </w:t>
-      </w:r>
-      <w:proofErr w:type="spellStart"/>
-      <w:r>
-        <w:t>ecran</w:t>
-      </w:r>
-      <w:proofErr w:type="spellEnd"/>
-      <w:r>
-        <w:t xml:space="preserve"> après execution dans le </w:t>
-      </w:r>
-      <w:proofErr w:type="spellStart"/>
-      <w:r>
-        <w:t>navigateur</w:t>
-      </w:r>
-      <w:proofErr w:type="spellEnd"/>
-      <w:r>
-        <w:t>.</w:t>
-      </w:r>
+      <w:pPr>
+        <w:spacing w:after="0" w:line="240" w:lineRule="auto"/>
+        <w:rPr>
+          <w:rFonts w:ascii="Aptos" w:eastAsia="Times New Roman" w:hAnsi="Aptos" w:cs="Times New Roman"/>
+          <w:kern w:val="0"/>
+          <w:sz w:val="40"/>
+          <w:szCs w:val="40"/>
+          <w14:ligatures w14:val="none"/>
+        </w:rPr>
+      </w:pPr>
     </w:p>
     <w:p>
-      <w:proofErr w:type="spellStart"/>
-      <w:r>
+      <w:pPr>
+        <w:spacing w:after="0" w:line="240" w:lineRule="auto"/>
+        <w:rPr>
+          <w:rFonts w:ascii="Aptos" w:eastAsia="Times New Roman" w:hAnsi="Aptos" w:cs="Times New Roman"/>
+          <w:kern w:val="0"/>
+          <w:sz w:val="40"/>
+          <w:szCs w:val="40"/>
+          <w14:ligatures w14:val="none"/>
+        </w:rPr>
+      </w:pPr>
+    </w:p>
+    <w:p>
+      <w:pPr>
+        <w:spacing w:after="0" w:line="240" w:lineRule="auto"/>
+        <w:ind w:left="6480"/>
+        <w:rPr>
+          <w:rFonts w:ascii="Aptos" w:eastAsia="Times New Roman" w:hAnsi="Aptos" w:cs="Times New Roman"/>
+          <w:kern w:val="0"/>
+          <w:sz w:val="28"/>
+          <w:szCs w:val="28"/>
+          <w14:ligatures w14:val="none"/>
+        </w:rPr>
+      </w:pPr>
+      <w:r>
+        <w:rPr>
+          <w:rFonts w:ascii="Aptos" w:eastAsia="Times New Roman" w:hAnsi="Aptos" w:cs="Times New Roman"/>
+          <w:kern w:val="0"/>
+          <w:sz w:val="28"/>
+          <w:szCs w:val="28"/>
+          <w14:ligatures w14:val="none"/>
+        </w:rPr>
+        <w:t>Amjahdi Walid</w:t>
+      </w:r>
+    </w:p>
+    <w:p>
+      <w:pPr>
+        <w:spacing w:after="0" w:line="240" w:lineRule="auto"/>
+        <w:ind w:left="6480"/>
+        <w:rPr>
+          <w:rFonts w:ascii="Aptos" w:eastAsia="Times New Roman" w:hAnsi="Aptos" w:cs="Times New Roman"/>
+          <w:kern w:val="0"/>
+          <w:sz w:val="28"/>
+          <w:szCs w:val="28"/>
+          <w14:ligatures w14:val="none"/>
+        </w:rPr>
+      </w:pPr>
+      <w:r>
+        <w:rPr>
+          <w:rFonts w:ascii="Aptos" w:eastAsia="Times New Roman" w:hAnsi="Aptos" w:cs="Times New Roman"/>
+          <w:kern w:val="0"/>
+          <w:sz w:val="28"/>
+          <w:szCs w:val="28"/>
+          <w14:ligatures w14:val="none"/>
+        </w:rPr>
+        <w:t>2334452</w:t>
+      </w:r>
+    </w:p>
+    <w:p>
+      <w:pPr>
+        <w:spacing w:after="0" w:line="240" w:lineRule="auto"/>
+        <w:ind w:left="6480"/>
+        <w:rPr>
+          <w:rFonts w:ascii="Aptos" w:eastAsia="Times New Roman" w:hAnsi="Aptos" w:cs="Times New Roman"/>
+          <w:kern w:val="0"/>
+          <w:sz w:val="28"/>
+          <w:szCs w:val="28"/>
+          <w14:ligatures w14:val="none"/>
+        </w:rPr>
+      </w:pPr>
+      <w:r>
+        <w:rPr>
+          <w:rFonts w:ascii="Aptos" w:eastAsia="Times New Roman" w:hAnsi="Aptos" w:cs="Times New Roman"/>
+          <w:kern w:val="0"/>
+          <w:sz w:val="28"/>
+          <w:szCs w:val="28"/>
+          <w14:ligatures w14:val="none"/>
+        </w:rPr>
+        <w:t>ISI S5</w:t>
+      </w:r>
+    </w:p>
+    <w:p>
+      <w:pPr>
+        <w:spacing w:after="0" w:line="240" w:lineRule="auto"/>
+        <w:rPr>
+          <w:rFonts w:ascii="Aptos" w:eastAsia="Times New Roman" w:hAnsi="Aptos" w:cs="Times New Roman"/>
+          <w:kern w:val="0"/>
+          <w:sz w:val="36"/>
+          <w:szCs w:val="36"/>
+          <w14:ligatures w14:val="none"/>
+        </w:rPr>
+      </w:pPr>
+    </w:p>
+    <w:p>
+      <w:pPr>
+        <w:spacing w:after="0" w:line="240" w:lineRule="auto"/>
+        <w:rPr>
+          <w:rFonts w:ascii="Aptos" w:eastAsia="Times New Roman" w:hAnsi="Aptos" w:cs="Times New Roman"/>
+          <w:kern w:val="0"/>
+          <w:sz w:val="36"/>
+          <w:szCs w:val="36"/>
+          <w14:ligatures w14:val="none"/>
+        </w:rPr>
+      </w:pPr>
+      <w:r>
+        <w:rPr>
+          <w:rFonts w:ascii="Aptos" w:eastAsia="Times New Roman" w:hAnsi="Aptos" w:cs="Times New Roman"/>
+          <w:kern w:val="0"/>
+          <w:sz w:val="36"/>
+          <w:szCs w:val="36"/>
+          <w14:ligatures w14:val="none"/>
+        </w:rPr>
+        <w:t xml:space="preserve">TP </w:t>
+      </w:r>
+      <w:proofErr w:type="gramStart"/>
+      <w:r>
+        <w:rPr>
+          <w:rFonts w:ascii="Aptos" w:eastAsia="Times New Roman" w:hAnsi="Aptos" w:cs="Times New Roman"/>
+          <w:kern w:val="0"/>
+          <w:sz w:val="36"/>
+          <w:szCs w:val="36"/>
+          <w14:ligatures w14:val="none"/>
+        </w:rPr>
+        <w:t>2</w:t>
+      </w:r>
+      <w:r>
+        <w:rPr>
+          <w:rFonts w:ascii="Aptos" w:eastAsia="Times New Roman" w:hAnsi="Aptos" w:cs="Times New Roman"/>
+          <w:kern w:val="0"/>
+          <w:sz w:val="36"/>
+          <w:szCs w:val="36"/>
+          <w14:ligatures w14:val="none"/>
+        </w:rPr>
+        <w:t xml:space="preserve"> :</w:t>
+      </w:r>
+      <w:proofErr w:type="gramEnd"/>
+    </w:p>
+    <w:p>
+      <w:pPr>
+        <w:spacing w:after="0" w:line="240" w:lineRule="auto"/>
+        <w:rPr>
+          <w:rFonts w:ascii="Aptos" w:eastAsia="Times New Roman" w:hAnsi="Aptos" w:cs="Times New Roman"/>
+          <w:kern w:val="0"/>
+          <w:sz w:val="36"/>
+          <w:szCs w:val="36"/>
+          <w14:ligatures w14:val="none"/>
+        </w:rPr>
+      </w:pPr>
+    </w:p>
+    <w:p>
+      <w:pPr>
+        <w:rPr>
+          <w:sz w:val="28"/>
+          <w:szCs w:val="28"/>
+        </w:rPr>
+      </w:pPr>
+      <w:proofErr w:type="spellStart"/>
+      <w:r>
+        <w:rPr>
+          <w:sz w:val="28"/>
+          <w:szCs w:val="28"/>
+        </w:rPr>
         <w:t>Partie</w:t>
       </w:r>
       <w:proofErr w:type="spellEnd"/>
       <w:r>
+        <w:rPr>
+          <w:sz w:val="28"/>
+          <w:szCs w:val="28"/>
+        </w:rPr>
         <w:t xml:space="preserve"> 1 — </w:t>
       </w:r>
       <w:proofErr w:type="spellStart"/>
       <w:r>
+        <w:rPr>
+          <w:sz w:val="28"/>
+          <w:szCs w:val="28"/>
+        </w:rPr>
         <w:t>Formulaire</w:t>
       </w:r>
       <w:proofErr w:type="spellEnd"/>
       <w:r>
+        <w:rPr>
+          <w:sz w:val="28"/>
+          <w:szCs w:val="28"/>
+        </w:rPr>
         <w:t>, validation et CSV</w:t>
       </w:r>
     </w:p>
@@ -2213,6 +2318,7 @@
           <w:szCs w:val="21"/>
           <w14:ligatures w14:val="none"/>
         </w:rPr>
+        <w:lastRenderedPageBreak/>
         <w:t xml:space="preserve">        </w:t>
       </w:r>
       <w:proofErr w:type="gramStart"/>
@@ -3234,7 +3340,6 @@
           <w:szCs w:val="21"/>
           <w14:ligatures w14:val="none"/>
         </w:rPr>
-        <w:lastRenderedPageBreak/>
         <w:t xml:space="preserve">    </w:t>
       </w:r>
       <w:r>
@@ -7440,6 +7545,7 @@
           <w:szCs w:val="21"/>
           <w14:ligatures w14:val="none"/>
         </w:rPr>
+        <w:lastRenderedPageBreak/>
         <w:t xml:space="preserve">    </w:t>
       </w:r>
       <w:r>
@@ -8374,7 +8480,6 @@
           <w:szCs w:val="21"/>
           <w14:ligatures w14:val="none"/>
         </w:rPr>
-        <w:lastRenderedPageBreak/>
         <w:t xml:space="preserve">    </w:t>
       </w:r>
       <w:r>
@@ -11867,16 +11972,34 @@
       </w:r>
     </w:p>
     <w:p>
-      <w:proofErr w:type="spellStart"/>
-      <w:r>
+      <w:pPr>
+        <w:rPr>
+          <w:sz w:val="28"/>
+          <w:szCs w:val="28"/>
+        </w:rPr>
+      </w:pPr>
+      <w:proofErr w:type="spellStart"/>
+      <w:r>
+        <w:rPr>
+          <w:sz w:val="28"/>
+          <w:szCs w:val="28"/>
+        </w:rPr>
         <w:t>Partie</w:t>
       </w:r>
       <w:proofErr w:type="spellEnd"/>
       <w:r>
+        <w:rPr>
+          <w:sz w:val="28"/>
+          <w:szCs w:val="28"/>
+        </w:rPr>
         <w:t xml:space="preserve"> 2 — Expressions </w:t>
       </w:r>
       <w:proofErr w:type="spellStart"/>
       <w:r>
+        <w:rPr>
+          <w:sz w:val="28"/>
+          <w:szCs w:val="28"/>
+        </w:rPr>
         <w:t>régulières</w:t>
       </w:r>
       <w:proofErr w:type="spellEnd"/>
@@ -11884,6 +12007,7 @@
     <w:p>
       <w:proofErr w:type="spellStart"/>
       <w:r>
+        <w:lastRenderedPageBreak/>
         <w:t>preg_</w:t>
       </w:r>
       <w:proofErr w:type="gramStart"/>
@@ -11902,7 +12026,6 @@
     <w:p>
       <w:proofErr w:type="spellStart"/>
       <w:r>
-        <w:lastRenderedPageBreak/>
         <w:t>Remplace</w:t>
       </w:r>
       <w:proofErr w:type="spellEnd"/>
@@ -24898,16 +25021,48 @@
       </w:r>
     </w:p>
     <w:p>
-      <w:proofErr w:type="spellStart"/>
-      <w:r>
+      <w:pPr>
+        <w:rPr>
+          <w:sz w:val="28"/>
+          <w:szCs w:val="28"/>
+        </w:rPr>
+      </w:pPr>
+      <w:proofErr w:type="spellStart"/>
+      <w:r>
+        <w:rPr>
+          <w:sz w:val="28"/>
+          <w:szCs w:val="28"/>
+        </w:rPr>
         <w:t>Partie</w:t>
       </w:r>
       <w:proofErr w:type="spellEnd"/>
       <w:r>
-        <w:t xml:space="preserve"> 2 — Les </w:t>
-      </w:r>
-      <w:proofErr w:type="spellStart"/>
-      <w:r>
+        <w:rPr>
+          <w:sz w:val="28"/>
+          <w:szCs w:val="28"/>
+        </w:rPr>
+        <w:t xml:space="preserve"> </w:t>
+      </w:r>
+      <w:r>
+        <w:rPr>
+          <w:sz w:val="28"/>
+          <w:szCs w:val="28"/>
+        </w:rPr>
+        <w:t>3</w:t>
+      </w:r>
+      <w:r>
+        <w:rPr>
+          <w:sz w:val="28"/>
+          <w:szCs w:val="28"/>
+        </w:rPr>
+        <w:t xml:space="preserve"> — Les </w:t>
+      </w:r>
+      <w:proofErr w:type="spellStart"/>
+      <w:r>
+        <w:rPr>
+          <w:sz w:val="28"/>
+          <w:szCs w:val="28"/>
+        </w:rPr>
         <w:t>filtres</w:t>
       </w:r>
       <w:proofErr w:type="spellEnd"/>
@@ -32130,13 +32285,41 @@
       </w:r>
     </w:p>
     <w:p>
-      <w:proofErr w:type="spellStart"/>
-      <w:r>
+      <w:pPr>
+        <w:rPr>
+          <w:sz w:val="28"/>
+          <w:szCs w:val="28"/>
+        </w:rPr>
+      </w:pPr>
+      <w:proofErr w:type="spellStart"/>
+      <w:r>
+        <w:rPr>
+          <w:sz w:val="28"/>
+          <w:szCs w:val="28"/>
+        </w:rPr>
         <w:t>Partie</w:t>
       </w:r>
       <w:proofErr w:type="spellEnd"/>
       <w:r>
-        <w:t xml:space="preserve"> 3 — Sessions et cookies</w:t>
+        <w:rPr>
+          <w:sz w:val="28"/>
+          <w:szCs w:val="28"/>
+        </w:rPr>
+        <w:t xml:space="preserve"> </w:t>
+      </w:r>
+      <w:r>
+        <w:rPr>
+          <w:sz w:val="28"/>
+          <w:szCs w:val="28"/>
+        </w:rPr>
+        <w:t>4</w:t>
+      </w:r>
+      <w:r>
+        <w:rPr>
+          <w:sz w:val="28"/>
+          <w:szCs w:val="28"/>
+        </w:rPr>
+        <w:t xml:space="preserve"> — Sessions et cookies</w:t>
       </w:r>
     </w:p>
     <w:p/>
@@ -43752,6 +43935,7 @@
   <w:style w:type="character" w:default="1" w:styleId="DefaultParagraphFont">
     <w:name w:val="Default Paragraph Font"/>
     <w:uiPriority w:val="1"/>
+    <w:semiHidden/>
     <w:unhideWhenUsed/>
   </w:style>
   <w:style w:type="table" w:default="1" w:styleId="TableNormal">
